--- a/Science Books/QED Course/Lesson 04 Four Vectors and Lorentz Transformations.docx
+++ b/Science Books/QED Course/Lesson 04 Four Vectors and Lorentz Transformations.docx
@@ -612,9 +612,112 @@
       </w:pPr>
       <m:oMathPara>
         <m:oMath>
+          <m:sSup>
+            <m:e>
+              <m:r>
+                <m:t xml:space="preserve">x</m:t>
+              </m:r>
+            </m:e>
+            <m:sup>
+              <m:r>
+                <m:t xml:space="preserve">μ</m:t>
+              </m:r>
+            </m:sup>
+          </m:sSup>
           <m:r>
-            <m:t xml:space="preserve">x^μ = (x⁰, x¹, x², x³) = (t, x, y, z)</m:t>
+            <m:t xml:space="preserve">=</m:t>
           </m:r>
+          <m:d>
+            <m:dPr/>
+            <m:e>
+              <m:sSup>
+                <m:e>
+                  <m:r>
+                    <m:t xml:space="preserve">x</m:t>
+                  </m:r>
+                </m:e>
+                <m:sup>
+                  <m:r>
+                    <m:t xml:space="preserve">0</m:t>
+                  </m:r>
+                </m:sup>
+              </m:sSup>
+              <m:r>
+                <m:t xml:space="preserve">,</m:t>
+              </m:r>
+              <m:sSup>
+                <m:e>
+                  <m:r>
+                    <m:t xml:space="preserve">x</m:t>
+                  </m:r>
+                </m:e>
+                <m:sup>
+                  <m:r>
+                    <m:t xml:space="preserve">1</m:t>
+                  </m:r>
+                </m:sup>
+              </m:sSup>
+              <m:r>
+                <m:t xml:space="preserve">,</m:t>
+              </m:r>
+              <m:sSup>
+                <m:e>
+                  <m:r>
+                    <m:t xml:space="preserve">x</m:t>
+                  </m:r>
+                </m:e>
+                <m:sup>
+                  <m:r>
+                    <m:t xml:space="preserve">2</m:t>
+                  </m:r>
+                </m:sup>
+              </m:sSup>
+              <m:r>
+                <m:t xml:space="preserve">,</m:t>
+              </m:r>
+              <m:sSup>
+                <m:e>
+                  <m:r>
+                    <m:t xml:space="preserve">x</m:t>
+                  </m:r>
+                </m:e>
+                <m:sup>
+                  <m:r>
+                    <m:t xml:space="preserve">3</m:t>
+                  </m:r>
+                </m:sup>
+              </m:sSup>
+            </m:e>
+          </m:d>
+          <m:r>
+            <m:t xml:space="preserve">=</m:t>
+          </m:r>
+          <m:d>
+            <m:dPr/>
+            <m:e>
+              <m:r>
+                <m:t xml:space="preserve">t</m:t>
+              </m:r>
+              <m:r>
+                <m:t xml:space="preserve">,</m:t>
+              </m:r>
+              <m:r>
+                <m:t xml:space="preserve">x</m:t>
+              </m:r>
+              <m:r>
+                <m:t xml:space="preserve">,</m:t>
+              </m:r>
+              <m:r>
+                <m:t xml:space="preserve">y</m:t>
+              </m:r>
+              <m:r>
+                <m:t xml:space="preserve">,</m:t>
+              </m:r>
+              <m:r>
+                <m:t xml:space="preserve">z</m:t>
+              </m:r>
+            </m:e>
+          </m:d>
         </m:oMath>
       </m:oMathPara>
     </w:p>
@@ -643,9 +746,203 @@
       </w:pPr>
       <m:oMathPara>
         <m:oMath>
+          <m:sSup>
+            <m:e>
+              <m:r>
+                <m:t xml:space="preserve">a</m:t>
+              </m:r>
+            </m:e>
+            <m:sup>
+              <m:r>
+                <m:t xml:space="preserve">μ</m:t>
+              </m:r>
+            </m:sup>
+          </m:sSup>
           <m:r>
-            <m:t xml:space="preserve">a^μ b_μ  means  Σ_(μ=0)^3 a^μ b_μ = a⁰b₀ + a¹b₁ + a²b₂ + a³b₃</m:t>
+            <m:t xml:space="preserve"> </m:t>
           </m:r>
+          <m:sSub>
+            <m:e>
+              <m:r>
+                <m:t xml:space="preserve">b</m:t>
+              </m:r>
+            </m:e>
+            <m:sub>
+              <m:r>
+                <m:t xml:space="preserve">μ</m:t>
+              </m:r>
+            </m:sub>
+          </m:sSub>
+          <m:r>
+            <m:t xml:space="preserve"> </m:t>
+          </m:r>
+          <m:r>
+            <m:t xml:space="preserve">means</m:t>
+          </m:r>
+          <m:r>
+            <m:t xml:space="preserve"> </m:t>
+          </m:r>
+          <m:sSubSup>
+            <m:e>
+              <m:r>
+                <m:t xml:space="preserve">Σ</m:t>
+              </m:r>
+            </m:e>
+            <m:sub>
+              <m:r>
+                <m:t xml:space="preserve">μ</m:t>
+              </m:r>
+              <m:r>
+                <m:t xml:space="preserve">=</m:t>
+              </m:r>
+              <m:r>
+                <m:t xml:space="preserve">0</m:t>
+              </m:r>
+            </m:sub>
+            <m:sup>
+              <m:r>
+                <m:t xml:space="preserve">3</m:t>
+              </m:r>
+            </m:sup>
+          </m:sSubSup>
+          <m:r>
+            <m:t xml:space="preserve"> </m:t>
+          </m:r>
+          <m:sSup>
+            <m:e>
+              <m:r>
+                <m:t xml:space="preserve">a</m:t>
+              </m:r>
+            </m:e>
+            <m:sup>
+              <m:r>
+                <m:t xml:space="preserve">μ</m:t>
+              </m:r>
+            </m:sup>
+          </m:sSup>
+          <m:r>
+            <m:t xml:space="preserve"> </m:t>
+          </m:r>
+          <m:sSub>
+            <m:e>
+              <m:r>
+                <m:t xml:space="preserve">b</m:t>
+              </m:r>
+            </m:e>
+            <m:sub>
+              <m:r>
+                <m:t xml:space="preserve">μ</m:t>
+              </m:r>
+            </m:sub>
+          </m:sSub>
+          <m:r>
+            <m:t xml:space="preserve">=</m:t>
+          </m:r>
+          <m:sSup>
+            <m:e>
+              <m:r>
+                <m:t xml:space="preserve">a</m:t>
+              </m:r>
+            </m:e>
+            <m:sup>
+              <m:r>
+                <m:t xml:space="preserve">0</m:t>
+              </m:r>
+            </m:sup>
+          </m:sSup>
+          <m:sSub>
+            <m:e>
+              <m:r>
+                <m:t xml:space="preserve">b</m:t>
+              </m:r>
+            </m:e>
+            <m:sub>
+              <m:r>
+                <m:t xml:space="preserve">0</m:t>
+              </m:r>
+            </m:sub>
+          </m:sSub>
+          <m:r>
+            <m:t xml:space="preserve">+</m:t>
+          </m:r>
+          <m:sSup>
+            <m:e>
+              <m:r>
+                <m:t xml:space="preserve">a</m:t>
+              </m:r>
+            </m:e>
+            <m:sup>
+              <m:r>
+                <m:t xml:space="preserve">1</m:t>
+              </m:r>
+            </m:sup>
+          </m:sSup>
+          <m:sSub>
+            <m:e>
+              <m:r>
+                <m:t xml:space="preserve">b</m:t>
+              </m:r>
+            </m:e>
+            <m:sub>
+              <m:r>
+                <m:t xml:space="preserve">1</m:t>
+              </m:r>
+            </m:sub>
+          </m:sSub>
+          <m:r>
+            <m:t xml:space="preserve">+</m:t>
+          </m:r>
+          <m:sSup>
+            <m:e>
+              <m:r>
+                <m:t xml:space="preserve">a</m:t>
+              </m:r>
+            </m:e>
+            <m:sup>
+              <m:r>
+                <m:t xml:space="preserve">2</m:t>
+              </m:r>
+            </m:sup>
+          </m:sSup>
+          <m:sSub>
+            <m:e>
+              <m:r>
+                <m:t xml:space="preserve">b</m:t>
+              </m:r>
+            </m:e>
+            <m:sub>
+              <m:r>
+                <m:t xml:space="preserve">2</m:t>
+              </m:r>
+            </m:sub>
+          </m:sSub>
+          <m:r>
+            <m:t xml:space="preserve">+</m:t>
+          </m:r>
+          <m:sSup>
+            <m:e>
+              <m:r>
+                <m:t xml:space="preserve">a</m:t>
+              </m:r>
+            </m:e>
+            <m:sup>
+              <m:r>
+                <m:t xml:space="preserve">3</m:t>
+              </m:r>
+            </m:sup>
+          </m:sSup>
+          <m:sSub>
+            <m:e>
+              <m:r>
+                <m:t xml:space="preserve">b</m:t>
+              </m:r>
+            </m:e>
+            <m:sub>
+              <m:r>
+                <m:t xml:space="preserve">3</m:t>
+              </m:r>
+            </m:sub>
+          </m:sSub>
         </m:oMath>
       </m:oMathPara>
     </w:p>
@@ -674,9 +971,122 @@
       </w:pPr>
       <m:oMathPara>
         <m:oMath>
+          <m:sSub>
+            <m:e>
+              <m:r>
+                <m:t xml:space="preserve">g</m:t>
+              </m:r>
+            </m:e>
+            <m:sub>
+              <m:r>
+                <m:t xml:space="preserve">μν</m:t>
+              </m:r>
+            </m:sub>
+          </m:sSub>
           <m:r>
-            <m:t xml:space="preserve">g_μν = diag(+1, −1, −1, −1),    s² = g_μν x^μ x^ν</m:t>
+            <m:t xml:space="preserve">=</m:t>
           </m:r>
+          <m:r>
+            <m:t xml:space="preserve">diag</m:t>
+          </m:r>
+          <m:d>
+            <m:dPr/>
+            <m:e>
+              <m:r>
+                <m:t xml:space="preserve">+</m:t>
+              </m:r>
+              <m:r>
+                <m:t xml:space="preserve">1</m:t>
+              </m:r>
+              <m:r>
+                <m:t xml:space="preserve">,</m:t>
+              </m:r>
+              <m:r>
+                <m:t xml:space="preserve">−</m:t>
+              </m:r>
+              <m:r>
+                <m:t xml:space="preserve">1</m:t>
+              </m:r>
+              <m:r>
+                <m:t xml:space="preserve">,</m:t>
+              </m:r>
+              <m:r>
+                <m:t xml:space="preserve">−</m:t>
+              </m:r>
+              <m:r>
+                <m:t xml:space="preserve">1</m:t>
+              </m:r>
+              <m:r>
+                <m:t xml:space="preserve">,</m:t>
+              </m:r>
+              <m:r>
+                <m:t xml:space="preserve">−</m:t>
+              </m:r>
+              <m:r>
+                <m:t xml:space="preserve">1</m:t>
+              </m:r>
+            </m:e>
+          </m:d>
+          <m:r>
+            <m:t xml:space="preserve">,</m:t>
+          </m:r>
+          <m:sSup>
+            <m:e>
+              <m:r>
+                <m:t xml:space="preserve">s</m:t>
+              </m:r>
+            </m:e>
+            <m:sup>
+              <m:r>
+                <m:t xml:space="preserve">2</m:t>
+              </m:r>
+            </m:sup>
+          </m:sSup>
+          <m:r>
+            <m:t xml:space="preserve">=</m:t>
+          </m:r>
+          <m:sSub>
+            <m:e>
+              <m:r>
+                <m:t xml:space="preserve">g</m:t>
+              </m:r>
+            </m:e>
+            <m:sub>
+              <m:r>
+                <m:t xml:space="preserve">μν</m:t>
+              </m:r>
+            </m:sub>
+          </m:sSub>
+          <m:r>
+            <m:t xml:space="preserve"> </m:t>
+          </m:r>
+          <m:sSup>
+            <m:e>
+              <m:r>
+                <m:t xml:space="preserve">x</m:t>
+              </m:r>
+            </m:e>
+            <m:sup>
+              <m:r>
+                <m:t xml:space="preserve">μ</m:t>
+              </m:r>
+            </m:sup>
+          </m:sSup>
+          <m:r>
+            <m:t xml:space="preserve"> </m:t>
+          </m:r>
+          <m:sSup>
+            <m:e>
+              <m:r>
+                <m:t xml:space="preserve">x</m:t>
+              </m:r>
+            </m:e>
+            <m:sup>
+              <m:r>
+                <m:t xml:space="preserve">ν</m:t>
+              </m:r>
+            </m:sup>
+          </m:sSup>
         </m:oMath>
       </m:oMathPara>
     </w:p>
@@ -701,7 +1111,235 @@
       <m:oMathPara>
         <m:oMath>
           <m:r>
-            <m:t xml:space="preserve">a·b = a^μ b_μ = g_μν a^μ b^ν = a⁰b⁰ − a¹b¹ − a²b² − a³b³ = a⁰b⁰ − a·b</m:t>
+            <m:t xml:space="preserve">a</m:t>
+          </m:r>
+          <m:r>
+            <m:t xml:space="preserve">·</m:t>
+          </m:r>
+          <m:r>
+            <m:t xml:space="preserve">b</m:t>
+          </m:r>
+          <m:r>
+            <m:t xml:space="preserve">=</m:t>
+          </m:r>
+          <m:sSup>
+            <m:e>
+              <m:r>
+                <m:t xml:space="preserve">a</m:t>
+              </m:r>
+            </m:e>
+            <m:sup>
+              <m:r>
+                <m:t xml:space="preserve">μ</m:t>
+              </m:r>
+            </m:sup>
+          </m:sSup>
+          <m:r>
+            <m:t xml:space="preserve"> </m:t>
+          </m:r>
+          <m:sSub>
+            <m:e>
+              <m:r>
+                <m:t xml:space="preserve">b</m:t>
+              </m:r>
+            </m:e>
+            <m:sub>
+              <m:r>
+                <m:t xml:space="preserve">μ</m:t>
+              </m:r>
+            </m:sub>
+          </m:sSub>
+          <m:r>
+            <m:t xml:space="preserve">=</m:t>
+          </m:r>
+          <m:sSub>
+            <m:e>
+              <m:r>
+                <m:t xml:space="preserve">g</m:t>
+              </m:r>
+            </m:e>
+            <m:sub>
+              <m:r>
+                <m:t xml:space="preserve">μν</m:t>
+              </m:r>
+            </m:sub>
+          </m:sSub>
+          <m:r>
+            <m:t xml:space="preserve"> </m:t>
+          </m:r>
+          <m:sSup>
+            <m:e>
+              <m:r>
+                <m:t xml:space="preserve">a</m:t>
+              </m:r>
+            </m:e>
+            <m:sup>
+              <m:r>
+                <m:t xml:space="preserve">μ</m:t>
+              </m:r>
+            </m:sup>
+          </m:sSup>
+          <m:r>
+            <m:t xml:space="preserve"> </m:t>
+          </m:r>
+          <m:sSup>
+            <m:e>
+              <m:r>
+                <m:t xml:space="preserve">b</m:t>
+              </m:r>
+            </m:e>
+            <m:sup>
+              <m:r>
+                <m:t xml:space="preserve">ν</m:t>
+              </m:r>
+            </m:sup>
+          </m:sSup>
+          <m:r>
+            <m:t xml:space="preserve">=</m:t>
+          </m:r>
+          <m:sSup>
+            <m:e>
+              <m:r>
+                <m:t xml:space="preserve">a</m:t>
+              </m:r>
+            </m:e>
+            <m:sup>
+              <m:r>
+                <m:t xml:space="preserve">0</m:t>
+              </m:r>
+            </m:sup>
+          </m:sSup>
+          <m:sSup>
+            <m:e>
+              <m:r>
+                <m:t xml:space="preserve">b</m:t>
+              </m:r>
+            </m:e>
+            <m:sup>
+              <m:r>
+                <m:t xml:space="preserve">0</m:t>
+              </m:r>
+            </m:sup>
+          </m:sSup>
+          <m:r>
+            <m:t xml:space="preserve">−</m:t>
+          </m:r>
+          <m:sSup>
+            <m:e>
+              <m:r>
+                <m:t xml:space="preserve">a</m:t>
+              </m:r>
+            </m:e>
+            <m:sup>
+              <m:r>
+                <m:t xml:space="preserve">1</m:t>
+              </m:r>
+            </m:sup>
+          </m:sSup>
+          <m:sSup>
+            <m:e>
+              <m:r>
+                <m:t xml:space="preserve">b</m:t>
+              </m:r>
+            </m:e>
+            <m:sup>
+              <m:r>
+                <m:t xml:space="preserve">1</m:t>
+              </m:r>
+            </m:sup>
+          </m:sSup>
+          <m:r>
+            <m:t xml:space="preserve">−</m:t>
+          </m:r>
+          <m:sSup>
+            <m:e>
+              <m:r>
+                <m:t xml:space="preserve">a</m:t>
+              </m:r>
+            </m:e>
+            <m:sup>
+              <m:r>
+                <m:t xml:space="preserve">2</m:t>
+              </m:r>
+            </m:sup>
+          </m:sSup>
+          <m:sSup>
+            <m:e>
+              <m:r>
+                <m:t xml:space="preserve">b</m:t>
+              </m:r>
+            </m:e>
+            <m:sup>
+              <m:r>
+                <m:t xml:space="preserve">2</m:t>
+              </m:r>
+            </m:sup>
+          </m:sSup>
+          <m:r>
+            <m:t xml:space="preserve">−</m:t>
+          </m:r>
+          <m:sSup>
+            <m:e>
+              <m:r>
+                <m:t xml:space="preserve">a</m:t>
+              </m:r>
+            </m:e>
+            <m:sup>
+              <m:r>
+                <m:t xml:space="preserve">3</m:t>
+              </m:r>
+            </m:sup>
+          </m:sSup>
+          <m:sSup>
+            <m:e>
+              <m:r>
+                <m:t xml:space="preserve">b</m:t>
+              </m:r>
+            </m:e>
+            <m:sup>
+              <m:r>
+                <m:t xml:space="preserve">3</m:t>
+              </m:r>
+            </m:sup>
+          </m:sSup>
+          <m:r>
+            <m:t xml:space="preserve">=</m:t>
+          </m:r>
+          <m:sSup>
+            <m:e>
+              <m:r>
+                <m:t xml:space="preserve">a</m:t>
+              </m:r>
+            </m:e>
+            <m:sup>
+              <m:r>
+                <m:t xml:space="preserve">0</m:t>
+              </m:r>
+            </m:sup>
+          </m:sSup>
+          <m:sSup>
+            <m:e>
+              <m:r>
+                <m:t xml:space="preserve">b</m:t>
+              </m:r>
+            </m:e>
+            <m:sup>
+              <m:r>
+                <m:t xml:space="preserve">0</m:t>
+              </m:r>
+            </m:sup>
+          </m:sSup>
+          <m:r>
+            <m:t xml:space="preserve">−</m:t>
+          </m:r>
+          <m:r>
+            <m:t xml:space="preserve">a</m:t>
+          </m:r>
+          <m:r>
+            <m:t xml:space="preserve">·</m:t>
+          </m:r>
+          <m:r>
+            <m:t xml:space="preserve">b</m:t>
           </m:r>
         </m:oMath>
       </m:oMathPara>
@@ -752,9 +1390,53 @@
       </w:pPr>
       <m:oMathPara>
         <m:oMath>
+          <m:sSup>
+            <m:e>
+              <m:r>
+                <m:t xml:space="preserve">x′</m:t>
+              </m:r>
+            </m:e>
+            <m:sup>
+              <m:r>
+                <m:t xml:space="preserve">μ</m:t>
+              </m:r>
+            </m:sup>
+          </m:sSup>
           <m:r>
-            <m:t xml:space="preserve">x′^μ = Λ^μ_ν x^ν</m:t>
+            <m:t xml:space="preserve">=</m:t>
           </m:r>
+          <m:sSubSup>
+            <m:e>
+              <m:r>
+                <m:t xml:space="preserve">Λ</m:t>
+              </m:r>
+            </m:e>
+            <m:sub>
+              <m:r>
+                <m:t xml:space="preserve">ν</m:t>
+              </m:r>
+            </m:sub>
+            <m:sup>
+              <m:r>
+                <m:t xml:space="preserve">μ</m:t>
+              </m:r>
+            </m:sup>
+          </m:sSubSup>
+          <m:r>
+            <m:t xml:space="preserve"> </m:t>
+          </m:r>
+          <m:sSup>
+            <m:e>
+              <m:r>
+                <m:t xml:space="preserve">x</m:t>
+              </m:r>
+            </m:e>
+            <m:sup>
+              <m:r>
+                <m:t xml:space="preserve">ν</m:t>
+              </m:r>
+            </m:sup>
+          </m:sSup>
         </m:oMath>
       </m:oMathPara>
     </w:p>
@@ -771,8 +1453,115 @@
       <m:oMathPara>
         <m:oMath>
           <m:r>
-            <m:t xml:space="preserve">Λ = [γ  −γβ  0  0;  −γβ  γ  0  0;  0  0  1  0;  0  0  0  1]</m:t>
+            <m:t xml:space="preserve">Λ</m:t>
           </m:r>
+          <m:r>
+            <m:t xml:space="preserve">=</m:t>
+          </m:r>
+          <m:d>
+            <m:dPr>
+              <m:begChr m:val="["/>
+              <m:endChr m:val="]"/>
+            </m:dPr>
+            <m:e>
+              <m:r>
+                <m:t xml:space="preserve">γ</m:t>
+              </m:r>
+              <m:r>
+                <m:t xml:space="preserve">−</m:t>
+              </m:r>
+              <m:r>
+                <m:t xml:space="preserve">γβ</m:t>
+              </m:r>
+              <m:r>
+                <m:t xml:space="preserve"> </m:t>
+              </m:r>
+              <m:r>
+                <m:t xml:space="preserve">0</m:t>
+              </m:r>
+              <m:r>
+                <m:t xml:space="preserve"> </m:t>
+              </m:r>
+              <m:r>
+                <m:t xml:space="preserve">0</m:t>
+              </m:r>
+              <m:r>
+                <m:t xml:space="preserve">;</m:t>
+              </m:r>
+              <m:r>
+                <m:t xml:space="preserve">−</m:t>
+              </m:r>
+              <m:r>
+                <m:t xml:space="preserve">γβ</m:t>
+              </m:r>
+              <m:r>
+                <m:t xml:space="preserve"> </m:t>
+              </m:r>
+              <m:r>
+                <m:t xml:space="preserve">γ</m:t>
+              </m:r>
+              <m:r>
+                <m:t xml:space="preserve"> </m:t>
+              </m:r>
+              <m:r>
+                <m:t xml:space="preserve">0</m:t>
+              </m:r>
+              <m:r>
+                <m:t xml:space="preserve"> </m:t>
+              </m:r>
+              <m:r>
+                <m:t xml:space="preserve">0</m:t>
+              </m:r>
+              <m:r>
+                <m:t xml:space="preserve">;</m:t>
+              </m:r>
+              <m:r>
+                <m:t xml:space="preserve">0</m:t>
+              </m:r>
+              <m:r>
+                <m:t xml:space="preserve"> </m:t>
+              </m:r>
+              <m:r>
+                <m:t xml:space="preserve">0</m:t>
+              </m:r>
+              <m:r>
+                <m:t xml:space="preserve"> </m:t>
+              </m:r>
+              <m:r>
+                <m:t xml:space="preserve">1</m:t>
+              </m:r>
+              <m:r>
+                <m:t xml:space="preserve"> </m:t>
+              </m:r>
+              <m:r>
+                <m:t xml:space="preserve">0</m:t>
+              </m:r>
+              <m:r>
+                <m:t xml:space="preserve">;</m:t>
+              </m:r>
+              <m:r>
+                <m:t xml:space="preserve">0</m:t>
+              </m:r>
+              <m:r>
+                <m:t xml:space="preserve"> </m:t>
+              </m:r>
+              <m:r>
+                <m:t xml:space="preserve">0</m:t>
+              </m:r>
+              <m:r>
+                <m:t xml:space="preserve"> </m:t>
+              </m:r>
+              <m:r>
+                <m:t xml:space="preserve">0</m:t>
+              </m:r>
+              <m:r>
+                <m:t xml:space="preserve"> </m:t>
+              </m:r>
+              <m:r>
+                <m:t xml:space="preserve">1</m:t>
+              </m:r>
+            </m:e>
+          </m:d>
         </m:oMath>
       </m:oMathPara>
     </w:p>
@@ -802,7 +1591,25 @@
       <m:oMathPara>
         <m:oMath>
           <m:r>
-            <m:t xml:space="preserve">Λᵀ g Λ = g</m:t>
+            <m:t xml:space="preserve">Λᵀ</m:t>
+          </m:r>
+          <m:r>
+            <m:t xml:space="preserve"> </m:t>
+          </m:r>
+          <m:r>
+            <m:t xml:space="preserve">g</m:t>
+          </m:r>
+          <m:r>
+            <m:t xml:space="preserve"> </m:t>
+          </m:r>
+          <m:r>
+            <m:t xml:space="preserve">Λ</m:t>
+          </m:r>
+          <m:r>
+            <m:t xml:space="preserve">=</m:t>
+          </m:r>
+          <m:r>
+            <m:t xml:space="preserve">g</m:t>
           </m:r>
         </m:oMath>
       </m:oMathPara>
@@ -866,9 +1673,273 @@
       </w:pPr>
       <m:oMathPara>
         <m:oMath>
+          <m:sSub>
+            <m:e>
+              <m:r>
+                <m:t xml:space="preserve">a′</m:t>
+              </m:r>
+            </m:e>
+            <m:sub>
+              <m:r>
+                <m:t xml:space="preserve">μ</m:t>
+              </m:r>
+            </m:sub>
+          </m:sSub>
           <m:r>
-            <m:t xml:space="preserve">a′_μ = a_ν (Λ⁻¹)^ν_μ,    so that  a′^μ b′_μ = Λ^μ_ρ (Λ⁻¹)^ν_μ a^ρ b_ν = δ^ν_ρ a^ρ b_ν = a^ρ b_ρ</m:t>
+            <m:t xml:space="preserve">=</m:t>
           </m:r>
+          <m:sSub>
+            <m:e>
+              <m:r>
+                <m:t xml:space="preserve">a</m:t>
+              </m:r>
+            </m:e>
+            <m:sub>
+              <m:r>
+                <m:t xml:space="preserve">ν</m:t>
+              </m:r>
+            </m:sub>
+          </m:sSub>
+          <m:r>
+            <m:t xml:space="preserve"> </m:t>
+          </m:r>
+          <m:sSubSup>
+            <m:e>
+              <m:d>
+                <m:dPr/>
+                <m:e>
+                  <m:sSup>
+                    <m:e>
+                      <m:r>
+                        <m:t xml:space="preserve">Λ</m:t>
+                      </m:r>
+                    </m:e>
+                    <m:sup>
+                      <m:r>
+                        <m:t xml:space="preserve">−1</m:t>
+                      </m:r>
+                    </m:sup>
+                  </m:sSup>
+                </m:e>
+              </m:d>
+            </m:e>
+            <m:sub>
+              <m:r>
+                <m:t xml:space="preserve">μ</m:t>
+              </m:r>
+            </m:sub>
+            <m:sup>
+              <m:r>
+                <m:t xml:space="preserve">ν</m:t>
+              </m:r>
+            </m:sup>
+          </m:sSubSup>
+          <m:r>
+            <m:t xml:space="preserve">,</m:t>
+          </m:r>
+          <m:r>
+            <m:t xml:space="preserve">so</m:t>
+          </m:r>
+          <m:r>
+            <m:t xml:space="preserve"> </m:t>
+          </m:r>
+          <m:r>
+            <m:t xml:space="preserve">that</m:t>
+          </m:r>
+          <m:r>
+            <m:t xml:space="preserve"> </m:t>
+          </m:r>
+          <m:sSup>
+            <m:e>
+              <m:r>
+                <m:t xml:space="preserve">a′</m:t>
+              </m:r>
+            </m:e>
+            <m:sup>
+              <m:r>
+                <m:t xml:space="preserve">μ</m:t>
+              </m:r>
+            </m:sup>
+          </m:sSup>
+          <m:r>
+            <m:t xml:space="preserve"> </m:t>
+          </m:r>
+          <m:sSub>
+            <m:e>
+              <m:r>
+                <m:t xml:space="preserve">b′</m:t>
+              </m:r>
+            </m:e>
+            <m:sub>
+              <m:r>
+                <m:t xml:space="preserve">μ</m:t>
+              </m:r>
+            </m:sub>
+          </m:sSub>
+          <m:r>
+            <m:t xml:space="preserve">=</m:t>
+          </m:r>
+          <m:sSubSup>
+            <m:e>
+              <m:r>
+                <m:t xml:space="preserve">Λ</m:t>
+              </m:r>
+            </m:e>
+            <m:sub>
+              <m:r>
+                <m:t xml:space="preserve">ρ</m:t>
+              </m:r>
+            </m:sub>
+            <m:sup>
+              <m:r>
+                <m:t xml:space="preserve">μ</m:t>
+              </m:r>
+            </m:sup>
+          </m:sSubSup>
+          <m:r>
+            <m:t xml:space="preserve"> </m:t>
+          </m:r>
+          <m:sSubSup>
+            <m:e>
+              <m:d>
+                <m:dPr/>
+                <m:e>
+                  <m:sSup>
+                    <m:e>
+                      <m:r>
+                        <m:t xml:space="preserve">Λ</m:t>
+                      </m:r>
+                    </m:e>
+                    <m:sup>
+                      <m:r>
+                        <m:t xml:space="preserve">−1</m:t>
+                      </m:r>
+                    </m:sup>
+                  </m:sSup>
+                </m:e>
+              </m:d>
+            </m:e>
+            <m:sub>
+              <m:r>
+                <m:t xml:space="preserve">μ</m:t>
+              </m:r>
+            </m:sub>
+            <m:sup>
+              <m:r>
+                <m:t xml:space="preserve">ν</m:t>
+              </m:r>
+            </m:sup>
+          </m:sSubSup>
+          <m:r>
+            <m:t xml:space="preserve"> </m:t>
+          </m:r>
+          <m:sSup>
+            <m:e>
+              <m:r>
+                <m:t xml:space="preserve">a</m:t>
+              </m:r>
+            </m:e>
+            <m:sup>
+              <m:r>
+                <m:t xml:space="preserve">ρ</m:t>
+              </m:r>
+            </m:sup>
+          </m:sSup>
+          <m:r>
+            <m:t xml:space="preserve"> </m:t>
+          </m:r>
+          <m:sSub>
+            <m:e>
+              <m:r>
+                <m:t xml:space="preserve">b</m:t>
+              </m:r>
+            </m:e>
+            <m:sub>
+              <m:r>
+                <m:t xml:space="preserve">ν</m:t>
+              </m:r>
+            </m:sub>
+          </m:sSub>
+          <m:r>
+            <m:t xml:space="preserve">=</m:t>
+          </m:r>
+          <m:sSubSup>
+            <m:e>
+              <m:r>
+                <m:t xml:space="preserve">δ</m:t>
+              </m:r>
+            </m:e>
+            <m:sub>
+              <m:r>
+                <m:t xml:space="preserve">ρ</m:t>
+              </m:r>
+            </m:sub>
+            <m:sup>
+              <m:r>
+                <m:t xml:space="preserve">ν</m:t>
+              </m:r>
+            </m:sup>
+          </m:sSubSup>
+          <m:r>
+            <m:t xml:space="preserve"> </m:t>
+          </m:r>
+          <m:sSup>
+            <m:e>
+              <m:r>
+                <m:t xml:space="preserve">a</m:t>
+              </m:r>
+            </m:e>
+            <m:sup>
+              <m:r>
+                <m:t xml:space="preserve">ρ</m:t>
+              </m:r>
+            </m:sup>
+          </m:sSup>
+          <m:r>
+            <m:t xml:space="preserve"> </m:t>
+          </m:r>
+          <m:sSub>
+            <m:e>
+              <m:r>
+                <m:t xml:space="preserve">b</m:t>
+              </m:r>
+            </m:e>
+            <m:sub>
+              <m:r>
+                <m:t xml:space="preserve">ν</m:t>
+              </m:r>
+            </m:sub>
+          </m:sSub>
+          <m:r>
+            <m:t xml:space="preserve">=</m:t>
+          </m:r>
+          <m:sSup>
+            <m:e>
+              <m:r>
+                <m:t xml:space="preserve">a</m:t>
+              </m:r>
+            </m:e>
+            <m:sup>
+              <m:r>
+                <m:t xml:space="preserve">ρ</m:t>
+              </m:r>
+            </m:sup>
+          </m:sSup>
+          <m:r>
+            <m:t xml:space="preserve"> </m:t>
+          </m:r>
+          <m:sSub>
+            <m:e>
+              <m:r>
+                <m:t xml:space="preserve">b</m:t>
+              </m:r>
+            </m:e>
+            <m:sub>
+              <m:r>
+                <m:t xml:space="preserve">ρ</m:t>
+              </m:r>
+            </m:sub>
+          </m:sSub>
         </m:oMath>
       </m:oMathPara>
     </w:p>
@@ -897,9 +1968,165 @@
       </w:pPr>
       <m:oMathPara>
         <m:oMath>
+          <m:sSub>
+            <m:e>
+              <m:r>
+                <m:t xml:space="preserve">∂</m:t>
+              </m:r>
+            </m:e>
+            <m:sub>
+              <m:r>
+                <m:t xml:space="preserve">μ</m:t>
+              </m:r>
+            </m:sub>
+          </m:sSub>
           <m:r>
-            <m:t xml:space="preserve">∂_μ = (∂_t, ∇) = (∂_t, ∂ₓ, ∂ᵧ, ∂_z),    ∂^μ = g^μν ∂_ν = (∂_t, −∇)</m:t>
+            <m:t xml:space="preserve">=</m:t>
           </m:r>
+          <m:d>
+            <m:dPr/>
+            <m:e>
+              <m:sSub>
+                <m:e>
+                  <m:r>
+                    <m:t xml:space="preserve">∂</m:t>
+                  </m:r>
+                </m:e>
+                <m:sub>
+                  <m:r>
+                    <m:t xml:space="preserve">t</m:t>
+                  </m:r>
+                </m:sub>
+              </m:sSub>
+              <m:r>
+                <m:t xml:space="preserve">,</m:t>
+              </m:r>
+              <m:r>
+                <m:t xml:space="preserve">∇</m:t>
+              </m:r>
+            </m:e>
+          </m:d>
+          <m:r>
+            <m:t xml:space="preserve">=</m:t>
+          </m:r>
+          <m:d>
+            <m:dPr/>
+            <m:e>
+              <m:sSub>
+                <m:e>
+                  <m:r>
+                    <m:t xml:space="preserve">∂</m:t>
+                  </m:r>
+                </m:e>
+                <m:sub>
+                  <m:r>
+                    <m:t xml:space="preserve">t</m:t>
+                  </m:r>
+                </m:sub>
+              </m:sSub>
+              <m:r>
+                <m:t xml:space="preserve">,</m:t>
+              </m:r>
+              <m:r>
+                <m:t xml:space="preserve">∂ₓ</m:t>
+              </m:r>
+              <m:r>
+                <m:t xml:space="preserve">,</m:t>
+              </m:r>
+              <m:r>
+                <m:t xml:space="preserve">∂ᵧ</m:t>
+              </m:r>
+              <m:r>
+                <m:t xml:space="preserve">,</m:t>
+              </m:r>
+              <m:sSub>
+                <m:e>
+                  <m:r>
+                    <m:t xml:space="preserve">∂</m:t>
+                  </m:r>
+                </m:e>
+                <m:sub>
+                  <m:r>
+                    <m:t xml:space="preserve">z</m:t>
+                  </m:r>
+                </m:sub>
+              </m:sSub>
+            </m:e>
+          </m:d>
+          <m:r>
+            <m:t xml:space="preserve">,</m:t>
+          </m:r>
+          <m:sSup>
+            <m:e>
+              <m:r>
+                <m:t xml:space="preserve">∂</m:t>
+              </m:r>
+            </m:e>
+            <m:sup>
+              <m:r>
+                <m:t xml:space="preserve">μ</m:t>
+              </m:r>
+            </m:sup>
+          </m:sSup>
+          <m:r>
+            <m:t xml:space="preserve">=</m:t>
+          </m:r>
+          <m:sSup>
+            <m:e>
+              <m:r>
+                <m:t xml:space="preserve">g</m:t>
+              </m:r>
+            </m:e>
+            <m:sup>
+              <m:r>
+                <m:t xml:space="preserve">μν</m:t>
+              </m:r>
+            </m:sup>
+          </m:sSup>
+          <m:r>
+            <m:t xml:space="preserve"> </m:t>
+          </m:r>
+          <m:sSub>
+            <m:e>
+              <m:r>
+                <m:t xml:space="preserve">∂</m:t>
+              </m:r>
+            </m:e>
+            <m:sub>
+              <m:r>
+                <m:t xml:space="preserve">ν</m:t>
+              </m:r>
+            </m:sub>
+          </m:sSub>
+          <m:r>
+            <m:t xml:space="preserve">=</m:t>
+          </m:r>
+          <m:d>
+            <m:dPr/>
+            <m:e>
+              <m:sSub>
+                <m:e>
+                  <m:r>
+                    <m:t xml:space="preserve">∂</m:t>
+                  </m:r>
+                </m:e>
+                <m:sub>
+                  <m:r>
+                    <m:t xml:space="preserve">t</m:t>
+                  </m:r>
+                </m:sub>
+              </m:sSub>
+              <m:r>
+                <m:t xml:space="preserve">,</m:t>
+              </m:r>
+              <m:r>
+                <m:t xml:space="preserve">−</m:t>
+              </m:r>
+              <m:r>
+                <m:t xml:space="preserve">∇</m:t>
+              </m:r>
+            </m:e>
+          </m:d>
         </m:oMath>
       </m:oMathPara>
     </w:p>
@@ -924,8 +2151,73 @@
       <m:oMathPara>
         <m:oMath>
           <m:r>
-            <m:t xml:space="preserve">□ = ∂_μ ∂^μ = ∂_t² − ∇²</m:t>
+            <m:t xml:space="preserve">□</m:t>
           </m:r>
+          <m:r>
+            <m:t xml:space="preserve">=</m:t>
+          </m:r>
+          <m:sSub>
+            <m:e>
+              <m:r>
+                <m:t xml:space="preserve">∂</m:t>
+              </m:r>
+            </m:e>
+            <m:sub>
+              <m:r>
+                <m:t xml:space="preserve">μ</m:t>
+              </m:r>
+            </m:sub>
+          </m:sSub>
+          <m:r>
+            <m:t xml:space="preserve"> </m:t>
+          </m:r>
+          <m:sSup>
+            <m:e>
+              <m:r>
+                <m:t xml:space="preserve">∂</m:t>
+              </m:r>
+            </m:e>
+            <m:sup>
+              <m:r>
+                <m:t xml:space="preserve">μ</m:t>
+              </m:r>
+            </m:sup>
+          </m:sSup>
+          <m:r>
+            <m:t xml:space="preserve">=</m:t>
+          </m:r>
+          <m:sSubSup>
+            <m:e>
+              <m:r>
+                <m:t xml:space="preserve">∂</m:t>
+              </m:r>
+            </m:e>
+            <m:sub>
+              <m:r>
+                <m:t xml:space="preserve">t</m:t>
+              </m:r>
+            </m:sub>
+            <m:sup>
+              <m:r>
+                <m:t xml:space="preserve">2</m:t>
+              </m:r>
+            </m:sup>
+          </m:sSubSup>
+          <m:r>
+            <m:t xml:space="preserve">−</m:t>
+          </m:r>
+          <m:sSup>
+            <m:e>
+              <m:r>
+                <m:t xml:space="preserve">∇</m:t>
+              </m:r>
+            </m:e>
+            <m:sup>
+              <m:r>
+                <m:t xml:space="preserve">2</m:t>
+              </m:r>
+            </m:sup>
+          </m:sSup>
         </m:oMath>
       </m:oMathPara>
     </w:p>
@@ -975,9 +2267,167 @@
       </w:pPr>
       <m:oMathPara>
         <m:oMath>
+          <m:sSup>
+            <m:e>
+              <m:r>
+                <m:t xml:space="preserve">T′</m:t>
+              </m:r>
+            </m:e>
+            <m:sup>
+              <m:r>
+                <m:t xml:space="preserve">μν</m:t>
+              </m:r>
+            </m:sup>
+          </m:sSup>
           <m:r>
-            <m:t xml:space="preserve">T′^μν = Λ^μ_ρ Λ^ν_σ T^ρσ,    T′^μ_ν = Λ^μ_ρ (Λ⁻¹)^σ_ν T^ρ_σ</m:t>
+            <m:t xml:space="preserve">=</m:t>
           </m:r>
+          <m:sSubSup>
+            <m:e>
+              <m:r>
+                <m:t xml:space="preserve">Λ</m:t>
+              </m:r>
+            </m:e>
+            <m:sub>
+              <m:r>
+                <m:t xml:space="preserve">ρ</m:t>
+              </m:r>
+            </m:sub>
+            <m:sup>
+              <m:r>
+                <m:t xml:space="preserve">μ</m:t>
+              </m:r>
+            </m:sup>
+          </m:sSubSup>
+          <m:r>
+            <m:t xml:space="preserve"> </m:t>
+          </m:r>
+          <m:sSubSup>
+            <m:e>
+              <m:r>
+                <m:t xml:space="preserve">Λ</m:t>
+              </m:r>
+            </m:e>
+            <m:sub>
+              <m:r>
+                <m:t xml:space="preserve">σ</m:t>
+              </m:r>
+            </m:sub>
+            <m:sup>
+              <m:r>
+                <m:t xml:space="preserve">ν</m:t>
+              </m:r>
+            </m:sup>
+          </m:sSubSup>
+          <m:r>
+            <m:t xml:space="preserve"> </m:t>
+          </m:r>
+          <m:sSup>
+            <m:e>
+              <m:r>
+                <m:t xml:space="preserve">T</m:t>
+              </m:r>
+            </m:e>
+            <m:sup>
+              <m:r>
+                <m:t xml:space="preserve">ρσ</m:t>
+              </m:r>
+            </m:sup>
+          </m:sSup>
+          <m:r>
+            <m:t xml:space="preserve">,</m:t>
+          </m:r>
+          <m:sSubSup>
+            <m:e>
+              <m:r>
+                <m:t xml:space="preserve">T′</m:t>
+              </m:r>
+            </m:e>
+            <m:sub>
+              <m:r>
+                <m:t xml:space="preserve">ν</m:t>
+              </m:r>
+            </m:sub>
+            <m:sup>
+              <m:r>
+                <m:t xml:space="preserve">μ</m:t>
+              </m:r>
+            </m:sup>
+          </m:sSubSup>
+          <m:r>
+            <m:t xml:space="preserve">=</m:t>
+          </m:r>
+          <m:sSubSup>
+            <m:e>
+              <m:r>
+                <m:t xml:space="preserve">Λ</m:t>
+              </m:r>
+            </m:e>
+            <m:sub>
+              <m:r>
+                <m:t xml:space="preserve">ρ</m:t>
+              </m:r>
+            </m:sub>
+            <m:sup>
+              <m:r>
+                <m:t xml:space="preserve">μ</m:t>
+              </m:r>
+            </m:sup>
+          </m:sSubSup>
+          <m:r>
+            <m:t xml:space="preserve"> </m:t>
+          </m:r>
+          <m:sSubSup>
+            <m:e>
+              <m:d>
+                <m:dPr/>
+                <m:e>
+                  <m:sSup>
+                    <m:e>
+                      <m:r>
+                        <m:t xml:space="preserve">Λ</m:t>
+                      </m:r>
+                    </m:e>
+                    <m:sup>
+                      <m:r>
+                        <m:t xml:space="preserve">−1</m:t>
+                      </m:r>
+                    </m:sup>
+                  </m:sSup>
+                </m:e>
+              </m:d>
+            </m:e>
+            <m:sub>
+              <m:r>
+                <m:t xml:space="preserve">ν</m:t>
+              </m:r>
+            </m:sub>
+            <m:sup>
+              <m:r>
+                <m:t xml:space="preserve">σ</m:t>
+              </m:r>
+            </m:sup>
+          </m:sSubSup>
+          <m:r>
+            <m:t xml:space="preserve"> </m:t>
+          </m:r>
+          <m:sSubSup>
+            <m:e>
+              <m:r>
+                <m:t xml:space="preserve">T</m:t>
+              </m:r>
+            </m:e>
+            <m:sub>
+              <m:r>
+                <m:t xml:space="preserve">σ</m:t>
+              </m:r>
+            </m:sub>
+            <m:sup>
+              <m:r>
+                <m:t xml:space="preserve">ρ</m:t>
+              </m:r>
+            </m:sup>
+          </m:sSubSup>
         </m:oMath>
       </m:oMathPara>
     </w:p>
@@ -1066,8 +2516,120 @@
       </w:pPr>
       <m:oMathPara>
         <m:oMath>
+          <m:sSup>
+            <m:e>
+              <m:r>
+                <m:t xml:space="preserve">u</m:t>
+              </m:r>
+            </m:e>
+            <m:sup>
+              <m:r>
+                <m:t xml:space="preserve">μ</m:t>
+              </m:r>
+            </m:sup>
+          </m:sSup>
           <m:r>
-            <m:t xml:space="preserve">u^μ = dx^μ/dτ = γ (1, v),    u·u = γ²(1 − v²) = 1</m:t>
+            <m:t xml:space="preserve">=</m:t>
+          </m:r>
+          <m:f>
+            <m:num>
+              <m:sSup>
+                <m:e>
+                  <m:r>
+                    <m:t xml:space="preserve">dx</m:t>
+                  </m:r>
+                </m:e>
+                <m:sup>
+                  <m:r>
+                    <m:t xml:space="preserve">μ</m:t>
+                  </m:r>
+                </m:sup>
+              </m:sSup>
+            </m:num>
+            <m:den>
+              <m:r>
+                <m:t xml:space="preserve">dτ</m:t>
+              </m:r>
+            </m:den>
+          </m:f>
+          <m:r>
+            <m:t xml:space="preserve">=</m:t>
+          </m:r>
+          <m:r>
+            <m:t xml:space="preserve">γ</m:t>
+          </m:r>
+          <m:r>
+            <m:t xml:space="preserve"> </m:t>
+          </m:r>
+          <m:d>
+            <m:dPr/>
+            <m:e>
+              <m:r>
+                <m:t xml:space="preserve">1</m:t>
+              </m:r>
+              <m:r>
+                <m:t xml:space="preserve">,</m:t>
+              </m:r>
+              <m:r>
+                <m:t xml:space="preserve">v</m:t>
+              </m:r>
+            </m:e>
+          </m:d>
+          <m:r>
+            <m:t xml:space="preserve">,</m:t>
+          </m:r>
+          <m:r>
+            <m:t xml:space="preserve">u</m:t>
+          </m:r>
+          <m:r>
+            <m:t xml:space="preserve">·</m:t>
+          </m:r>
+          <m:r>
+            <m:t xml:space="preserve">u</m:t>
+          </m:r>
+          <m:r>
+            <m:t xml:space="preserve">=</m:t>
+          </m:r>
+          <m:sSup>
+            <m:e>
+              <m:r>
+                <m:t xml:space="preserve">γ</m:t>
+              </m:r>
+            </m:e>
+            <m:sup>
+              <m:r>
+                <m:t xml:space="preserve">2</m:t>
+              </m:r>
+            </m:sup>
+          </m:sSup>
+          <m:d>
+            <m:dPr/>
+            <m:e>
+              <m:r>
+                <m:t xml:space="preserve">1</m:t>
+              </m:r>
+              <m:r>
+                <m:t xml:space="preserve">−</m:t>
+              </m:r>
+              <m:sSup>
+                <m:e>
+                  <m:r>
+                    <m:t xml:space="preserve">v</m:t>
+                  </m:r>
+                </m:e>
+                <m:sup>
+                  <m:r>
+                    <m:t xml:space="preserve">2</m:t>
+                  </m:r>
+                </m:sup>
+              </m:sSup>
+            </m:e>
+          </m:d>
+          <m:r>
+            <m:t xml:space="preserve">=</m:t>
+          </m:r>
+          <m:r>
+            <m:t xml:space="preserve">1</m:t>
           </m:r>
         </m:oMath>
       </m:oMathPara>
@@ -1092,9 +2654,138 @@
       </w:pPr>
       <m:oMathPara>
         <m:oMath>
+          <m:sSup>
+            <m:e>
+              <m:r>
+                <m:t xml:space="preserve">p</m:t>
+              </m:r>
+            </m:e>
+            <m:sup>
+              <m:r>
+                <m:t xml:space="preserve">μ</m:t>
+              </m:r>
+            </m:sup>
+          </m:sSup>
           <m:r>
-            <m:t xml:space="preserve">p^μ = m u^μ = (γm, γmv) = (E, p),    p·p = E² − |p|² = m²</m:t>
+            <m:t xml:space="preserve">=</m:t>
           </m:r>
+          <m:r>
+            <m:t xml:space="preserve">m</m:t>
+          </m:r>
+          <m:r>
+            <m:t xml:space="preserve"> </m:t>
+          </m:r>
+          <m:sSup>
+            <m:e>
+              <m:r>
+                <m:t xml:space="preserve">u</m:t>
+              </m:r>
+            </m:e>
+            <m:sup>
+              <m:r>
+                <m:t xml:space="preserve">μ</m:t>
+              </m:r>
+            </m:sup>
+          </m:sSup>
+          <m:r>
+            <m:t xml:space="preserve">=</m:t>
+          </m:r>
+          <m:d>
+            <m:dPr/>
+            <m:e>
+              <m:r>
+                <m:t xml:space="preserve">γm</m:t>
+              </m:r>
+              <m:r>
+                <m:t xml:space="preserve">,</m:t>
+              </m:r>
+              <m:r>
+                <m:t xml:space="preserve">γmv</m:t>
+              </m:r>
+            </m:e>
+          </m:d>
+          <m:r>
+            <m:t xml:space="preserve">=</m:t>
+          </m:r>
+          <m:d>
+            <m:dPr/>
+            <m:e>
+              <m:r>
+                <m:t xml:space="preserve">E</m:t>
+              </m:r>
+              <m:r>
+                <m:t xml:space="preserve">,</m:t>
+              </m:r>
+              <m:r>
+                <m:t xml:space="preserve">p</m:t>
+              </m:r>
+            </m:e>
+          </m:d>
+          <m:r>
+            <m:t xml:space="preserve">,</m:t>
+          </m:r>
+          <m:r>
+            <m:t xml:space="preserve">p</m:t>
+          </m:r>
+          <m:r>
+            <m:t xml:space="preserve">·</m:t>
+          </m:r>
+          <m:r>
+            <m:t xml:space="preserve">p</m:t>
+          </m:r>
+          <m:r>
+            <m:t xml:space="preserve">=</m:t>
+          </m:r>
+          <m:sSup>
+            <m:e>
+              <m:r>
+                <m:t xml:space="preserve">E</m:t>
+              </m:r>
+            </m:e>
+            <m:sup>
+              <m:r>
+                <m:t xml:space="preserve">2</m:t>
+              </m:r>
+            </m:sup>
+          </m:sSup>
+          <m:r>
+            <m:t xml:space="preserve">−</m:t>
+          </m:r>
+          <m:sSup>
+            <m:e>
+              <m:d>
+                <m:dPr>
+                  <m:begChr m:val="|"/>
+                  <m:endChr m:val="|"/>
+                </m:dPr>
+                <m:e>
+                  <m:r>
+                    <m:t xml:space="preserve">p</m:t>
+                  </m:r>
+                </m:e>
+              </m:d>
+            </m:e>
+            <m:sup>
+              <m:r>
+                <m:t xml:space="preserve">2</m:t>
+              </m:r>
+            </m:sup>
+          </m:sSup>
+          <m:r>
+            <m:t xml:space="preserve">=</m:t>
+          </m:r>
+          <m:sSup>
+            <m:e>
+              <m:r>
+                <m:t xml:space="preserve">m</m:t>
+              </m:r>
+            </m:e>
+            <m:sup>
+              <m:r>
+                <m:t xml:space="preserve">2</m:t>
+              </m:r>
+            </m:sup>
+          </m:sSup>
         </m:oMath>
       </m:oMathPara>
     </w:p>
@@ -1124,8 +2815,96 @@
       <m:oMathPara>
         <m:oMath>
           <m:r>
-            <m:t xml:space="preserve">E′ = γ(E − βpₓ),    pₓ′ = γ(pₓ − βE),    pᵧ′ = pᵧ,    p_z′ = p_z</m:t>
+            <m:t xml:space="preserve">E′</m:t>
           </m:r>
+          <m:r>
+            <m:t xml:space="preserve">=</m:t>
+          </m:r>
+          <m:r>
+            <m:t xml:space="preserve">γ</m:t>
+          </m:r>
+          <m:d>
+            <m:dPr/>
+            <m:e>
+              <m:r>
+                <m:t xml:space="preserve">E</m:t>
+              </m:r>
+              <m:r>
+                <m:t xml:space="preserve">−</m:t>
+              </m:r>
+              <m:r>
+                <m:t xml:space="preserve">βpₓ</m:t>
+              </m:r>
+            </m:e>
+          </m:d>
+          <m:r>
+            <m:t xml:space="preserve">,</m:t>
+          </m:r>
+          <m:r>
+            <m:t xml:space="preserve">pₓ′</m:t>
+          </m:r>
+          <m:r>
+            <m:t xml:space="preserve">=</m:t>
+          </m:r>
+          <m:r>
+            <m:t xml:space="preserve">γ</m:t>
+          </m:r>
+          <m:d>
+            <m:dPr/>
+            <m:e>
+              <m:r>
+                <m:t xml:space="preserve">pₓ</m:t>
+              </m:r>
+              <m:r>
+                <m:t xml:space="preserve">−</m:t>
+              </m:r>
+              <m:r>
+                <m:t xml:space="preserve">βE</m:t>
+              </m:r>
+            </m:e>
+          </m:d>
+          <m:r>
+            <m:t xml:space="preserve">,</m:t>
+          </m:r>
+          <m:r>
+            <m:t xml:space="preserve">pᵧ′</m:t>
+          </m:r>
+          <m:r>
+            <m:t xml:space="preserve">=</m:t>
+          </m:r>
+          <m:r>
+            <m:t xml:space="preserve">pᵧ</m:t>
+          </m:r>
+          <m:r>
+            <m:t xml:space="preserve">,</m:t>
+          </m:r>
+          <m:sSub>
+            <m:e>
+              <m:r>
+                <m:t xml:space="preserve">p</m:t>
+              </m:r>
+            </m:e>
+            <m:sub>
+              <m:r>
+                <m:t xml:space="preserve">z′</m:t>
+              </m:r>
+            </m:sub>
+          </m:sSub>
+          <m:r>
+            <m:t xml:space="preserve">=</m:t>
+          </m:r>
+          <m:sSub>
+            <m:e>
+              <m:r>
+                <m:t xml:space="preserve">p</m:t>
+              </m:r>
+            </m:e>
+            <m:sub>
+              <m:r>
+                <m:t xml:space="preserve">z</m:t>
+              </m:r>
+            </m:sub>
+          </m:sSub>
         </m:oMath>
       </m:oMathPara>
     </w:p>
@@ -1170,8 +2949,64 @@
       </w:pPr>
       <m:oMathPara>
         <m:oMath>
+          <m:sSup>
+            <m:e>
+              <m:r>
+                <m:t xml:space="preserve">k</m:t>
+              </m:r>
+            </m:e>
+            <m:sup>
+              <m:r>
+                <m:t xml:space="preserve">μ</m:t>
+              </m:r>
+            </m:sup>
+          </m:sSup>
           <m:r>
-            <m:t xml:space="preserve">k^μ = (ω, k),    k·x = ωt − k·x</m:t>
+            <m:t xml:space="preserve">=</m:t>
+          </m:r>
+          <m:d>
+            <m:dPr/>
+            <m:e>
+              <m:r>
+                <m:t xml:space="preserve">ω</m:t>
+              </m:r>
+              <m:r>
+                <m:t xml:space="preserve">,</m:t>
+              </m:r>
+              <m:r>
+                <m:t xml:space="preserve">k</m:t>
+              </m:r>
+            </m:e>
+          </m:d>
+          <m:r>
+            <m:t xml:space="preserve">,</m:t>
+          </m:r>
+          <m:r>
+            <m:t xml:space="preserve">k</m:t>
+          </m:r>
+          <m:r>
+            <m:t xml:space="preserve">·</m:t>
+          </m:r>
+          <m:r>
+            <m:t xml:space="preserve">x</m:t>
+          </m:r>
+          <m:r>
+            <m:t xml:space="preserve">=</m:t>
+          </m:r>
+          <m:r>
+            <m:t xml:space="preserve">ωt</m:t>
+          </m:r>
+          <m:r>
+            <m:t xml:space="preserve">−</m:t>
+          </m:r>
+          <m:r>
+            <m:t xml:space="preserve">k</m:t>
+          </m:r>
+          <m:r>
+            <m:t xml:space="preserve">·</m:t>
+          </m:r>
+          <m:r>
+            <m:t xml:space="preserve">x</m:t>
           </m:r>
         </m:oMath>
       </m:oMathPara>
@@ -1201,9 +3036,65 @@
       </w:pPr>
       <m:oMathPara>
         <m:oMath>
+          <m:sSup>
+            <m:e>
+              <m:r>
+                <m:t xml:space="preserve">e</m:t>
+              </m:r>
+            </m:e>
+            <m:sup>
+              <m:r>
+                <m:t xml:space="preserve">−</m:t>
+              </m:r>
+              <m:r>
+                <m:t xml:space="preserve">ip</m:t>
+              </m:r>
+              <m:r>
+                <m:t xml:space="preserve">·</m:t>
+              </m:r>
+              <m:r>
+                <m:t xml:space="preserve">x</m:t>
+              </m:r>
+            </m:sup>
+          </m:sSup>
           <m:r>
-            <m:t xml:space="preserve">e^(−ip·x) = e^(−i(Et − p·x))</m:t>
+            <m:t xml:space="preserve">=</m:t>
           </m:r>
+          <m:sSup>
+            <m:e>
+              <m:r>
+                <m:t xml:space="preserve">e</m:t>
+              </m:r>
+            </m:e>
+            <m:sup>
+              <m:r>
+                <m:t xml:space="preserve">−</m:t>
+              </m:r>
+              <m:r>
+                <m:t xml:space="preserve">i</m:t>
+              </m:r>
+              <m:d>
+                <m:dPr/>
+                <m:e>
+                  <m:r>
+                    <m:t xml:space="preserve">Et</m:t>
+                  </m:r>
+                  <m:r>
+                    <m:t xml:space="preserve">−</m:t>
+                  </m:r>
+                  <m:r>
+                    <m:t xml:space="preserve">p</m:t>
+                  </m:r>
+                  <m:r>
+                    <m:t xml:space="preserve">·</m:t>
+                  </m:r>
+                  <m:r>
+                    <m:t xml:space="preserve">x</m:t>
+                  </m:r>
+                </m:e>
+              </m:d>
+            </m:sup>
+          </m:sSup>
         </m:oMath>
       </m:oMathPara>
     </w:p>
@@ -1647,8 +3538,152 @@
       <m:oMathPara>
         <m:oMath>
           <m:r>
-            <m:t xml:space="preserve">s = (p₁ + p₂)²,    t = (p₁ − p₃)²,    u = (p₁ − p₄)²</m:t>
+            <m:t xml:space="preserve">s</m:t>
           </m:r>
+          <m:r>
+            <m:t xml:space="preserve">=</m:t>
+          </m:r>
+          <m:sSup>
+            <m:e>
+              <m:d>
+                <m:dPr/>
+                <m:e>
+                  <m:sSub>
+                    <m:e>
+                      <m:r>
+                        <m:t xml:space="preserve">p</m:t>
+                      </m:r>
+                    </m:e>
+                    <m:sub>
+                      <m:r>
+                        <m:t xml:space="preserve">1</m:t>
+                      </m:r>
+                    </m:sub>
+                  </m:sSub>
+                  <m:r>
+                    <m:t xml:space="preserve">+</m:t>
+                  </m:r>
+                  <m:sSub>
+                    <m:e>
+                      <m:r>
+                        <m:t xml:space="preserve">p</m:t>
+                      </m:r>
+                    </m:e>
+                    <m:sub>
+                      <m:r>
+                        <m:t xml:space="preserve">2</m:t>
+                      </m:r>
+                    </m:sub>
+                  </m:sSub>
+                </m:e>
+              </m:d>
+            </m:e>
+            <m:sup>
+              <m:r>
+                <m:t xml:space="preserve">2</m:t>
+              </m:r>
+            </m:sup>
+          </m:sSup>
+          <m:r>
+            <m:t xml:space="preserve">,</m:t>
+          </m:r>
+          <m:r>
+            <m:t xml:space="preserve">t</m:t>
+          </m:r>
+          <m:r>
+            <m:t xml:space="preserve">=</m:t>
+          </m:r>
+          <m:sSup>
+            <m:e>
+              <m:d>
+                <m:dPr/>
+                <m:e>
+                  <m:sSub>
+                    <m:e>
+                      <m:r>
+                        <m:t xml:space="preserve">p</m:t>
+                      </m:r>
+                    </m:e>
+                    <m:sub>
+                      <m:r>
+                        <m:t xml:space="preserve">1</m:t>
+                      </m:r>
+                    </m:sub>
+                  </m:sSub>
+                  <m:r>
+                    <m:t xml:space="preserve">−</m:t>
+                  </m:r>
+                  <m:sSub>
+                    <m:e>
+                      <m:r>
+                        <m:t xml:space="preserve">p</m:t>
+                      </m:r>
+                    </m:e>
+                    <m:sub>
+                      <m:r>
+                        <m:t xml:space="preserve">3</m:t>
+                      </m:r>
+                    </m:sub>
+                  </m:sSub>
+                </m:e>
+              </m:d>
+            </m:e>
+            <m:sup>
+              <m:r>
+                <m:t xml:space="preserve">2</m:t>
+              </m:r>
+            </m:sup>
+          </m:sSup>
+          <m:r>
+            <m:t xml:space="preserve">,</m:t>
+          </m:r>
+          <m:r>
+            <m:t xml:space="preserve">u</m:t>
+          </m:r>
+          <m:r>
+            <m:t xml:space="preserve">=</m:t>
+          </m:r>
+          <m:sSup>
+            <m:e>
+              <m:d>
+                <m:dPr/>
+                <m:e>
+                  <m:sSub>
+                    <m:e>
+                      <m:r>
+                        <m:t xml:space="preserve">p</m:t>
+                      </m:r>
+                    </m:e>
+                    <m:sub>
+                      <m:r>
+                        <m:t xml:space="preserve">1</m:t>
+                      </m:r>
+                    </m:sub>
+                  </m:sSub>
+                  <m:r>
+                    <m:t xml:space="preserve">−</m:t>
+                  </m:r>
+                  <m:sSub>
+                    <m:e>
+                      <m:r>
+                        <m:t xml:space="preserve">p</m:t>
+                      </m:r>
+                    </m:e>
+                    <m:sub>
+                      <m:r>
+                        <m:t xml:space="preserve">4</m:t>
+                      </m:r>
+                    </m:sub>
+                  </m:sSub>
+                </m:e>
+              </m:d>
+            </m:e>
+            <m:sup>
+              <m:r>
+                <m:t xml:space="preserve">2</m:t>
+              </m:r>
+            </m:sup>
+          </m:sSup>
         </m:oMath>
       </m:oMathPara>
     </w:p>
